--- a/asset/desa/SKTM.RUMAH SAKIT.docx
+++ b/asset/desa/SKTM.RUMAH SAKIT.docx
@@ -13,12 +13,6 @@
         <w:gridCol w:w="8462"/>
       </w:tblGrid>
       <w:tr>
-        <w:tblPrEx>
-          <w:tblCellMar>
-            <w:top w:w="0" w:type="dxa"/>
-            <w:bottom w:w="0" w:type="dxa"/>
-          </w:tblCellMar>
-        </w:tblPrEx>
         <w:tc>
           <w:tcPr>
             <w:tcW w:w="1728" w:type="dxa"/>
@@ -36,7 +30,7 @@
                 <w:noProof/>
                 <w:color w:val="003366"/>
               </w:rPr>
-              <w:pict>
+              <w:pict w14:anchorId="1F0A8AC5">
                 <v:line id="_x0000_s1027" style="position:absolute;z-index:251656704" from="2.1pt,11.5pt" to="498.9pt,11.5pt" strokeweight="4.5pt">
                   <v:stroke linestyle="thinThick"/>
                 </v:line>
@@ -47,7 +41,7 @@
                 <w:noProof/>
                 <w:color w:val="003366"/>
               </w:rPr>
-              <w:pict>
+              <w:pict w14:anchorId="727A5C8A">
                 <v:shapetype id="_x0000_t75" coordsize="21600,21600" o:spt="75" o:preferrelative="t" path="m@4@5l@4@11@9@11@9@5xe" filled="f" stroked="f">
                   <v:stroke joinstyle="miter"/>
                   <v:formulas>
@@ -217,23 +211,23 @@
           <w:b/>
           <w:lang w:val="sv-SE"/>
         </w:rPr>
-        <w:t>Nomor: 445</w:t>
-      </w:r>
-      <w:r>
-        <w:rPr>
-          <w:rFonts w:ascii="Arial" w:hAnsi="Arial" w:cs="Arial"/>
-          <w:b/>
-          <w:lang w:val="sv-SE"/>
-        </w:rPr>
-        <w:t>.1</w:t>
-      </w:r>
-      <w:r>
-        <w:rPr>
-          <w:rFonts w:ascii="Arial" w:hAnsi="Arial" w:cs="Arial"/>
-          <w:b/>
-          <w:lang w:val="sv-SE"/>
-        </w:rPr>
-        <w:t>/</w:t>
+        <w:t>${NOMOR_SURAT}</w:t>
+      </w:r>
+      <w:r>
+        <w:rPr>
+          <w:rFonts w:ascii="Arial" w:hAnsi="Arial" w:cs="Arial"/>
+          <w:b/>
+          <w:lang w:val="sv-SE"/>
+        </w:rPr>
+        <w:t> </w:t>
+      </w:r>
+      <w:r>
+        <w:rPr>
+          <w:rFonts w:ascii="Arial" w:hAnsi="Arial" w:cs="Arial"/>
+          <w:b/>
+          <w:lang w:val="sv-SE"/>
+        </w:rPr>
+        <w:t> </w:t>
       </w:r>
       <w:r>
         <w:rPr>
@@ -265,22 +259,6 @@
           <w:b/>
           <w:lang w:val="sv-SE"/>
         </w:rPr>
-        <w:t xml:space="preserve">/  </w:t>
-      </w:r>
-      <w:r>
-        <w:rPr>
-          <w:rFonts w:ascii="Arial" w:hAnsi="Arial" w:cs="Arial"/>
-          <w:b/>
-          <w:lang w:val="sv-SE"/>
-        </w:rPr>
-        <w:t>X</w:t>
-      </w:r>
-      <w:r>
-        <w:rPr>
-          <w:rFonts w:ascii="Arial" w:hAnsi="Arial" w:cs="Arial"/>
-          <w:b/>
-          <w:lang w:val="sv-SE"/>
-        </w:rPr>
         <w:t xml:space="preserve"> </w:t>
       </w:r>
       <w:r>
@@ -289,7 +267,7 @@
           <w:b/>
           <w:lang w:val="sv-SE"/>
         </w:rPr>
-        <w:t>/</w:t>
+        <w:t> </w:t>
       </w:r>
       <w:r>
         <w:rPr>
@@ -305,23 +283,39 @@
           <w:b/>
           <w:lang w:val="sv-SE"/>
         </w:rPr>
-        <w:t>20</w:t>
-      </w:r>
-      <w:r>
-        <w:rPr>
-          <w:rFonts w:ascii="Arial" w:hAnsi="Arial" w:cs="Arial"/>
-          <w:b/>
-          <w:lang w:val="sv-SE"/>
-        </w:rPr>
-        <w:t>1</w:t>
-      </w:r>
-      <w:r>
-        <w:rPr>
-          <w:rFonts w:ascii="Arial" w:hAnsi="Arial" w:cs="Arial"/>
-          <w:b/>
-          <w:lang w:val="sv-SE"/>
-        </w:rPr>
-        <w:t>5</w:t>
+        <w:t> </w:t>
+      </w:r>
+      <w:r>
+        <w:rPr>
+          <w:rFonts w:ascii="Arial" w:hAnsi="Arial" w:cs="Arial"/>
+          <w:b/>
+          <w:lang w:val="sv-SE"/>
+        </w:rPr>
+        <w:t xml:space="preserve"> </w:t>
+      </w:r>
+      <w:r>
+        <w:rPr>
+          <w:rFonts w:ascii="Arial" w:hAnsi="Arial" w:cs="Arial"/>
+          <w:b/>
+          <w:lang w:val="sv-SE"/>
+        </w:rPr>
+        <w:t> </w:t>
+      </w:r>
+      <w:r>
+        <w:rPr>
+          <w:rFonts w:ascii="Arial" w:hAnsi="Arial" w:cs="Arial"/>
+          <w:b/>
+          <w:lang w:val="sv-SE"/>
+        </w:rPr>
+        <w:t> </w:t>
+      </w:r>
+      <w:r>
+        <w:rPr>
+          <w:rFonts w:ascii="Arial" w:hAnsi="Arial" w:cs="Arial"/>
+          <w:b/>
+          <w:lang w:val="sv-SE"/>
+        </w:rPr>
+        <w:t> </w:t>
       </w:r>
     </w:p>
     <w:p>
@@ -475,7 +469,7 @@
           <w:b/>
           <w:lang w:val="pt-BR"/>
         </w:rPr>
-        <w:t xml:space="preserve">ACEP SUGANDA </w:t>
+        <w:t xml:space="preserve">${NAMA_LENGKAP} </w:t>
       </w:r>
     </w:p>
     <w:p>
@@ -536,7 +530,7 @@
           <w:b/>
           <w:lang w:val="pt-BR"/>
         </w:rPr>
-        <w:t>3202402301720001</w:t>
+        <w:t>${NIK}</w:t>
       </w:r>
     </w:p>
     <w:p>
@@ -596,14 +590,14 @@
           <w:rFonts w:ascii="Arial" w:hAnsi="Arial" w:cs="Arial"/>
           <w:lang w:val="fi-FI"/>
         </w:rPr>
-        <w:t xml:space="preserve">Sukabumi, </w:t>
+        <w:t xml:space="preserve"> </w:t>
       </w:r>
       <w:r>
         <w:rPr>
           <w:rFonts w:ascii="Arial" w:hAnsi="Arial" w:cs="Arial"/>
           <w:lang w:val="fi-FI"/>
         </w:rPr>
-        <w:t>21-08-1968</w:t>
+        <w:t>${TTL}</w:t>
       </w:r>
     </w:p>
     <w:p>
@@ -665,7 +659,7 @@
           <w:rFonts w:ascii="Arial" w:hAnsi="Arial" w:cs="Arial"/>
           <w:lang w:val="fi-FI"/>
         </w:rPr>
-        <w:t>Ketua DKM Mushola ”Miftahul Jannah”</w:t>
+        <w:t>${PEKERJAAN}</w:t>
       </w:r>
       <w:r>
         <w:rPr>
@@ -731,16 +725,8 @@
           <w:rFonts w:ascii="Arial" w:hAnsi="Arial" w:cs="Arial"/>
           <w:lang w:val="sv-SE"/>
         </w:rPr>
-        <w:t xml:space="preserve">Kp. </w:t>
-      </w:r>
-      <w:proofErr w:type="spellStart"/>
-      <w:r>
-        <w:rPr>
-          <w:rFonts w:ascii="Arial" w:hAnsi="Arial" w:cs="Arial"/>
-        </w:rPr>
-        <w:t>Tegalsereh</w:t>
-      </w:r>
-      <w:proofErr w:type="spellEnd"/>
+        <w:t xml:space="preserve">${ALAMAT_LENGKAP}</w:t>
+      </w:r>
       <w:r>
         <w:rPr>
           <w:rFonts w:ascii="Arial" w:hAnsi="Arial" w:cs="Arial"/>
@@ -763,13 +749,13 @@
         <w:rPr>
           <w:rFonts w:ascii="Arial" w:hAnsi="Arial" w:cs="Arial"/>
         </w:rPr>
-        <w:t>R</w:t>
-      </w:r>
-      <w:r>
-        <w:rPr>
-          <w:rFonts w:ascii="Arial" w:hAnsi="Arial" w:cs="Arial"/>
-        </w:rPr>
-        <w:t>T.</w:t>
+        <w:t> </w:t>
+      </w:r>
+      <w:r>
+        <w:rPr>
+          <w:rFonts w:ascii="Arial" w:hAnsi="Arial" w:cs="Arial"/>
+        </w:rPr>
+        <w:t> </w:t>
       </w:r>
       <w:r>
         <w:rPr>
@@ -787,31 +773,31 @@
         <w:rPr>
           <w:rFonts w:ascii="Arial" w:hAnsi="Arial" w:cs="Arial"/>
         </w:rPr>
-        <w:t xml:space="preserve">009 </w:t>
-      </w:r>
-      <w:r>
-        <w:rPr>
-          <w:rFonts w:ascii="Arial" w:hAnsi="Arial" w:cs="Arial"/>
-        </w:rPr>
-        <w:t xml:space="preserve">  </w:t>
-      </w:r>
-      <w:r>
-        <w:rPr>
-          <w:rFonts w:ascii="Arial" w:hAnsi="Arial" w:cs="Arial"/>
-        </w:rPr>
-        <w:t>RW.</w:t>
-      </w:r>
-      <w:r>
-        <w:rPr>
-          <w:rFonts w:ascii="Arial" w:hAnsi="Arial" w:cs="Arial"/>
-        </w:rPr>
         <w:t xml:space="preserve"> </w:t>
       </w:r>
       <w:r>
         <w:rPr>
           <w:rFonts w:ascii="Arial" w:hAnsi="Arial" w:cs="Arial"/>
         </w:rPr>
-        <w:t>003</w:t>
+        <w:t xml:space="preserve"> </w:t>
+      </w:r>
+      <w:r>
+        <w:rPr>
+          <w:rFonts w:ascii="Arial" w:hAnsi="Arial" w:cs="Arial"/>
+        </w:rPr>
+        <w:t> </w:t>
+      </w:r>
+      <w:r>
+        <w:rPr>
+          <w:rFonts w:ascii="Arial" w:hAnsi="Arial" w:cs="Arial"/>
+        </w:rPr>
+        <w:t xml:space="preserve"> </w:t>
+      </w:r>
+      <w:r>
+        <w:rPr>
+          <w:rFonts w:ascii="Arial" w:hAnsi="Arial" w:cs="Arial"/>
+        </w:rPr>
+        <w:t> </w:t>
       </w:r>
     </w:p>
     <w:p>
@@ -840,7 +826,7 @@
         <w:rPr>
           <w:rFonts w:ascii="Arial" w:hAnsi="Arial" w:cs="Arial"/>
         </w:rPr>
-        <w:t>Desa Caringin</w:t>
+        <w:t> </w:t>
       </w:r>
       <w:r>
         <w:rPr>
@@ -853,7 +839,7 @@
           <w:rFonts w:ascii="Arial" w:hAnsi="Arial" w:cs="Arial"/>
           <w:lang w:val="sv-SE"/>
         </w:rPr>
-        <w:t xml:space="preserve">Kecamatan Gegerbitung </w:t>
+        <w:t xml:space="preserve"> </w:t>
       </w:r>
     </w:p>
     <w:p>
@@ -884,27 +870,13 @@
           <w:rFonts w:ascii="Arial" w:hAnsi="Arial" w:cs="Arial"/>
           <w:lang w:val="sv-SE"/>
         </w:rPr>
-        <w:t>Kabupate</w:t>
-      </w:r>
-      <w:r>
-        <w:rPr>
-          <w:rFonts w:ascii="Arial" w:hAnsi="Arial" w:cs="Arial"/>
-        </w:rPr>
-        <w:t xml:space="preserve">n </w:t>
-      </w:r>
-      <w:proofErr w:type="spellStart"/>
-      <w:r>
-        <w:rPr>
-          <w:rFonts w:ascii="Arial" w:hAnsi="Arial" w:cs="Arial"/>
-        </w:rPr>
-        <w:t>Sukabumi</w:t>
-      </w:r>
-      <w:proofErr w:type="spellEnd"/>
-      <w:r>
-        <w:rPr>
-          <w:rFonts w:ascii="Arial" w:hAnsi="Arial" w:cs="Arial"/>
-        </w:rPr>
-        <w:t>.</w:t>
+        <w:t> </w:t>
+      </w:r>
+      <w:r>
+        <w:rPr>
+          <w:rFonts w:ascii="Arial" w:hAnsi="Arial" w:cs="Arial"/>
+        </w:rPr>
+        <w:t> </w:t>
       </w:r>
     </w:p>
     <w:p>
@@ -1184,7 +1156,7 @@
                 <w:rFonts w:ascii="Arial" w:hAnsi="Arial" w:cs="Arial"/>
                 <w:lang w:val="sv-SE"/>
               </w:rPr>
-              <w:t xml:space="preserve">15 Oktober </w:t>
+              <w:t xml:space="preserve">${TANGGAL_SEKARANG}</w:t>
             </w:r>
             <w:r>
               <w:rPr>
@@ -1212,7 +1184,7 @@
                 <w:rFonts w:ascii="Arial" w:hAnsi="Arial" w:cs="Arial"/>
                 <w:lang w:val="sv-SE"/>
               </w:rPr>
-              <w:t xml:space="preserve"> 2015</w:t>
+              <w:t xml:space="preserve"> </w:t>
             </w:r>
           </w:p>
           <w:p>
@@ -1424,7 +1396,7 @@
                 <w:u w:val="single"/>
                 <w:lang w:val="sv-SE"/>
               </w:rPr>
-              <w:t xml:space="preserve">EMAN HERMANSYAH,SE  </w:t>
+              <w:t xml:space="preserve">${SEKRETARIS_DESA}  </w:t>
             </w:r>
             <w:r>
               <w:rPr>
@@ -1479,7 +1451,7 @@
                 <w:rFonts w:ascii="Arial" w:hAnsi="Arial" w:cs="Arial"/>
                 <w:lang w:val="sv-SE"/>
               </w:rPr>
-              <w:t>`</w:t>
+              <w:t> </w:t>
             </w:r>
           </w:p>
           <w:p>
@@ -1693,7 +1665,7 @@
                 <w:color w:val="FFFFFF"/>
                 <w:lang w:val="pt-BR"/>
               </w:rPr>
-              <w:t>198608 1 001</w:t>
+              <w:t> </w:t>
             </w:r>
           </w:p>
         </w:tc>
@@ -1935,7 +1907,7 @@
           <w:szCs w:val="28"/>
           <w:lang w:val="en-ID" w:eastAsia="en-ID"/>
         </w:rPr>
-        <w:pict>
+        <w:pict w14:anchorId="5B3D0415">
           <v:line id="Line 15" o:spid="_x0000_s1037" style="position:absolute;left:0;text-align:left;z-index:251658752" from="1.5pt,6.85pt" to="513pt,6.85pt" strokeweight="4.5pt">
             <v:stroke linestyle="thinThick"/>
           </v:line>
@@ -1995,28 +1967,28 @@
           <w:rFonts w:ascii="Arial" w:hAnsi="Arial" w:cs="Arial"/>
           <w:lang w:val="sv-SE"/>
         </w:rPr>
-        <w:t xml:space="preserve">No : 2005/      / </w:t>
-      </w:r>
-      <w:r>
-        <w:rPr>
-          <w:rFonts w:ascii="Arial" w:hAnsi="Arial" w:cs="Arial"/>
-          <w:lang w:val="sv-SE"/>
-        </w:rPr>
-        <w:t>V</w:t>
-      </w:r>
-      <w:r>
-        <w:rPr>
-          <w:rFonts w:ascii="Arial" w:hAnsi="Arial" w:cs="Arial"/>
-          <w:lang w:val="sv-SE"/>
-        </w:rPr>
-        <w:t>/ 20</w:t>
-      </w:r>
-      <w:r>
-        <w:rPr>
-          <w:rFonts w:ascii="Arial" w:hAnsi="Arial" w:cs="Arial"/>
-          <w:lang w:val="sv-SE"/>
-        </w:rPr>
-        <w:t>25</w:t>
+        <w:t xml:space="preserve">No : ${NOMOR_SURAT}</w:t>
+      </w:r>
+      <w:r>
+        <w:rPr>
+          <w:rFonts w:ascii="Arial" w:hAnsi="Arial" w:cs="Arial"/>
+          <w:lang w:val="sv-SE"/>
+        </w:rPr>
+        <w:t> </w:t>
+      </w:r>
+      <w:r>
+        <w:rPr>
+          <w:rFonts w:ascii="Arial" w:hAnsi="Arial" w:cs="Arial"/>
+          <w:lang w:val="sv-SE"/>
+        </w:rPr>
+        <w:t> </w:t>
+      </w:r>
+      <w:r>
+        <w:rPr>
+          <w:rFonts w:ascii="Arial" w:hAnsi="Arial" w:cs="Arial"/>
+          <w:lang w:val="sv-SE"/>
+        </w:rPr>
+        <w:t> </w:t>
       </w:r>
     </w:p>
     <w:p>
@@ -2171,7 +2143,7 @@
           <w:b/>
           <w:lang w:val="pt-BR"/>
         </w:rPr>
-        <w:t>IMAS</w:t>
+        <w:t>${NAMA_LENGKAP}</w:t>
       </w:r>
       <w:r>
         <w:rPr>
@@ -2240,7 +2212,7 @@
           <w:b/>
           <w:lang w:val="pt-BR"/>
         </w:rPr>
-        <w:t>3202404411730001</w:t>
+        <w:t>${NIK}</w:t>
       </w:r>
     </w:p>
     <w:p>
@@ -2300,14 +2272,7 @@
           <w:rFonts w:ascii="Arial" w:hAnsi="Arial" w:cs="Arial"/>
           <w:lang w:val="fi-FI"/>
         </w:rPr>
-        <w:t xml:space="preserve">Sukabumi, </w:t>
-      </w:r>
-      <w:r>
-        <w:rPr>
-          <w:rFonts w:ascii="Arial" w:hAnsi="Arial" w:cs="Arial"/>
-          <w:lang w:val="fi-FI"/>
-        </w:rPr>
-        <w:t>04-11-1973</w:t>
+        <w:t>${TTL}</w:t>
       </w:r>
     </w:p>
     <w:p>
@@ -2369,7 +2334,7 @@
           <w:rFonts w:ascii="Arial" w:hAnsi="Arial" w:cs="Arial"/>
           <w:lang w:val="fi-FI"/>
         </w:rPr>
-        <w:t xml:space="preserve">Mengurus Rumah Tangga </w:t>
+        <w:t xml:space="preserve">${PEKERJAAN} </w:t>
       </w:r>
     </w:p>
     <w:p>
@@ -2428,16 +2393,8 @@
           <w:rFonts w:ascii="Arial" w:hAnsi="Arial" w:cs="Arial"/>
           <w:lang w:val="sv-SE"/>
         </w:rPr>
-        <w:t xml:space="preserve">Kp. </w:t>
-      </w:r>
-      <w:proofErr w:type="spellStart"/>
-      <w:r>
-        <w:rPr>
-          <w:rFonts w:ascii="Arial" w:hAnsi="Arial" w:cs="Arial"/>
-        </w:rPr>
-        <w:t>Sangkalih</w:t>
-      </w:r>
-      <w:proofErr w:type="spellEnd"/>
+        <w:t xml:space="preserve">${ALAMAT_LENGKAP}</w:t>
+      </w:r>
       <w:r>
         <w:rPr>
           <w:rFonts w:ascii="Arial" w:hAnsi="Arial" w:cs="Arial"/>
@@ -2448,49 +2405,49 @@
         <w:rPr>
           <w:rFonts w:ascii="Arial" w:hAnsi="Arial" w:cs="Arial"/>
         </w:rPr>
-        <w:t xml:space="preserve"> R</w:t>
-      </w:r>
-      <w:r>
-        <w:rPr>
-          <w:rFonts w:ascii="Arial" w:hAnsi="Arial" w:cs="Arial"/>
-        </w:rPr>
-        <w:t>T.</w:t>
-      </w:r>
-      <w:r>
-        <w:rPr>
-          <w:rFonts w:ascii="Arial" w:hAnsi="Arial" w:cs="Arial"/>
-        </w:rPr>
-        <w:t xml:space="preserve">  0</w:t>
-      </w:r>
-      <w:r>
-        <w:rPr>
-          <w:rFonts w:ascii="Arial" w:hAnsi="Arial" w:cs="Arial"/>
-        </w:rPr>
-        <w:t>23</w:t>
-      </w:r>
-      <w:r>
-        <w:rPr>
-          <w:rFonts w:ascii="Arial" w:hAnsi="Arial" w:cs="Arial"/>
-        </w:rPr>
-        <w:t xml:space="preserve">  </w:t>
-      </w:r>
-      <w:r>
-        <w:rPr>
-          <w:rFonts w:ascii="Arial" w:hAnsi="Arial" w:cs="Arial"/>
-        </w:rPr>
-        <w:t xml:space="preserve"> RW.</w:t>
-      </w:r>
-      <w:r>
-        <w:rPr>
-          <w:rFonts w:ascii="Arial" w:hAnsi="Arial" w:cs="Arial"/>
-        </w:rPr>
-        <w:t xml:space="preserve"> 00</w:t>
-      </w:r>
-      <w:r>
-        <w:rPr>
-          <w:rFonts w:ascii="Arial" w:hAnsi="Arial" w:cs="Arial"/>
-        </w:rPr>
-        <w:t>6</w:t>
+        <w:t xml:space="preserve"> </w:t>
+      </w:r>
+      <w:r>
+        <w:rPr>
+          <w:rFonts w:ascii="Arial" w:hAnsi="Arial" w:cs="Arial"/>
+        </w:rPr>
+        <w:t> </w:t>
+      </w:r>
+      <w:r>
+        <w:rPr>
+          <w:rFonts w:ascii="Arial" w:hAnsi="Arial" w:cs="Arial"/>
+        </w:rPr>
+        <w:t xml:space="preserve"> </w:t>
+      </w:r>
+      <w:r>
+        <w:rPr>
+          <w:rFonts w:ascii="Arial" w:hAnsi="Arial" w:cs="Arial"/>
+        </w:rPr>
+        <w:t> </w:t>
+      </w:r>
+      <w:r>
+        <w:rPr>
+          <w:rFonts w:ascii="Arial" w:hAnsi="Arial" w:cs="Arial"/>
+        </w:rPr>
+        <w:t xml:space="preserve"> </w:t>
+      </w:r>
+      <w:r>
+        <w:rPr>
+          <w:rFonts w:ascii="Arial" w:hAnsi="Arial" w:cs="Arial"/>
+        </w:rPr>
+        <w:t xml:space="preserve"> </w:t>
+      </w:r>
+      <w:r>
+        <w:rPr>
+          <w:rFonts w:ascii="Arial" w:hAnsi="Arial" w:cs="Arial"/>
+        </w:rPr>
+        <w:t xml:space="preserve"> </w:t>
+      </w:r>
+      <w:r>
+        <w:rPr>
+          <w:rFonts w:ascii="Arial" w:hAnsi="Arial" w:cs="Arial"/>
+        </w:rPr>
+        <w:t> </w:t>
       </w:r>
     </w:p>
     <w:p>
@@ -2507,34 +2464,20 @@
         <w:rPr>
           <w:rFonts w:ascii="Arial" w:hAnsi="Arial" w:cs="Arial"/>
         </w:rPr>
-        <w:t xml:space="preserve">  </w:t>
-      </w:r>
-      <w:r>
-        <w:rPr>
-          <w:rFonts w:ascii="Arial" w:hAnsi="Arial" w:cs="Arial"/>
-        </w:rPr>
-        <w:t xml:space="preserve">Desa </w:t>
-      </w:r>
-      <w:proofErr w:type="spellStart"/>
-      <w:r>
-        <w:rPr>
-          <w:rFonts w:ascii="Arial" w:hAnsi="Arial" w:cs="Arial"/>
-        </w:rPr>
-        <w:t>Caringin</w:t>
-      </w:r>
-      <w:proofErr w:type="spellEnd"/>
-      <w:r>
-        <w:rPr>
-          <w:rFonts w:ascii="Arial" w:hAnsi="Arial" w:cs="Arial"/>
-        </w:rPr>
         <w:t xml:space="preserve"> </w:t>
       </w:r>
       <w:r>
         <w:rPr>
           <w:rFonts w:ascii="Arial" w:hAnsi="Arial" w:cs="Arial"/>
-          <w:lang w:val="sv-SE"/>
-        </w:rPr>
-        <w:t xml:space="preserve">Kecamatan Gegerbitung </w:t>
+        </w:rPr>
+        <w:t xml:space="preserve"> </w:t>
+      </w:r>
+      <w:r>
+        <w:rPr>
+          <w:rFonts w:ascii="Arial" w:hAnsi="Arial" w:cs="Arial"/>
+          <w:lang w:val="sv-SE"/>
+        </w:rPr>
+        <w:t xml:space="preserve"> </w:t>
       </w:r>
     </w:p>
     <w:p>
@@ -2551,34 +2494,20 @@
           <w:rFonts w:ascii="Arial" w:hAnsi="Arial" w:cs="Arial"/>
           <w:lang w:val="sv-SE"/>
         </w:rPr>
-        <w:t xml:space="preserve">  </w:t>
-      </w:r>
-      <w:r>
-        <w:rPr>
-          <w:rFonts w:ascii="Arial" w:hAnsi="Arial" w:cs="Arial"/>
-          <w:lang w:val="sv-SE"/>
-        </w:rPr>
-        <w:t>Kabupate</w:t>
-      </w:r>
-      <w:r>
-        <w:rPr>
-          <w:rFonts w:ascii="Arial" w:hAnsi="Arial" w:cs="Arial"/>
-        </w:rPr>
-        <w:t xml:space="preserve">n </w:t>
-      </w:r>
-      <w:proofErr w:type="spellStart"/>
-      <w:r>
-        <w:rPr>
-          <w:rFonts w:ascii="Arial" w:hAnsi="Arial" w:cs="Arial"/>
-        </w:rPr>
-        <w:t>Sukabumi</w:t>
-      </w:r>
-      <w:proofErr w:type="spellEnd"/>
-      <w:r>
-        <w:rPr>
-          <w:rFonts w:ascii="Arial" w:hAnsi="Arial" w:cs="Arial"/>
-        </w:rPr>
-        <w:t>.</w:t>
+        <w:t xml:space="preserve"> </w:t>
+      </w:r>
+      <w:r>
+        <w:rPr>
+          <w:rFonts w:ascii="Arial" w:hAnsi="Arial" w:cs="Arial"/>
+          <w:lang w:val="sv-SE"/>
+        </w:rPr>
+        <w:t> </w:t>
+      </w:r>
+      <w:r>
+        <w:rPr>
+          <w:rFonts w:ascii="Arial" w:hAnsi="Arial" w:cs="Arial"/>
+        </w:rPr>
+        <w:t> </w:t>
       </w:r>
     </w:p>
     <w:p>
@@ -2607,19 +2536,11 @@
         </w:rPr>
         <w:t xml:space="preserve">Orang tersebut diatas adalah benar warga RT  kami dan pada saat ini sedang sakit dan </w:t>
       </w:r>
-      <w:proofErr w:type="spellStart"/>
-      <w:r>
-        <w:rPr>
-          <w:rFonts w:ascii="Arial" w:hAnsi="Arial" w:cs="Arial"/>
-        </w:rPr>
-        <w:t>mau</w:t>
-      </w:r>
-      <w:proofErr w:type="spellEnd"/>
-      <w:r>
-        <w:rPr>
-          <w:rFonts w:ascii="Arial" w:hAnsi="Arial" w:cs="Arial"/>
-        </w:rPr>
-        <w:t xml:space="preserve">  </w:t>
+      <w:r>
+        <w:rPr>
+          <w:rFonts w:ascii="Arial" w:hAnsi="Arial" w:cs="Arial"/>
+        </w:rPr>
+        <w:t xml:space="preserve">mau  </w:t>
       </w:r>
       <w:r>
         <w:rPr>
@@ -2628,33 +2549,11 @@
         </w:rPr>
         <w:t xml:space="preserve">berobat ke Rumah Sakit , sementara sepengetahuan kami keluarga tersebut termasuk klasifikasi miskin . maka untuk itu kami mohon kepada pihak ke Rumah Sakit untuk </w:t>
       </w:r>
-      <w:proofErr w:type="spellStart"/>
-      <w:r>
-        <w:rPr>
-          <w:rFonts w:ascii="Arial" w:hAnsi="Arial" w:cs="Arial"/>
-        </w:rPr>
-        <w:t>meringankan</w:t>
-      </w:r>
-      <w:proofErr w:type="spellEnd"/>
-      <w:r>
-        <w:rPr>
-          <w:rFonts w:ascii="Arial" w:hAnsi="Arial" w:cs="Arial"/>
-        </w:rPr>
-        <w:t xml:space="preserve"> </w:t>
-      </w:r>
-      <w:proofErr w:type="spellStart"/>
-      <w:r>
-        <w:rPr>
-          <w:rFonts w:ascii="Arial" w:hAnsi="Arial" w:cs="Arial"/>
-        </w:rPr>
-        <w:t>ataupun</w:t>
-      </w:r>
-      <w:proofErr w:type="spellEnd"/>
-      <w:r>
-        <w:rPr>
-          <w:rFonts w:ascii="Arial" w:hAnsi="Arial" w:cs="Arial"/>
-        </w:rPr>
-        <w:t xml:space="preserve"> </w:t>
+      <w:r>
+        <w:rPr>
+          <w:rFonts w:ascii="Arial" w:hAnsi="Arial" w:cs="Arial"/>
+        </w:rPr>
+        <w:t xml:space="preserve">meringankan ataupun </w:t>
       </w:r>
       <w:r>
         <w:rPr>
@@ -2779,7 +2678,7 @@
           <w:rFonts w:ascii="Arial" w:hAnsi="Arial" w:cs="Arial"/>
           <w:lang w:val="sv-SE"/>
         </w:rPr>
-        <w:t>13 Juni 2025</w:t>
+        <w:t>${TANGGAL_SEKARANG}</w:t>
       </w:r>
     </w:p>
     <w:p>
@@ -2839,7 +2738,7 @@
                 <w:b/>
                 <w:lang w:val="sv-SE"/>
               </w:rPr>
-              <w:t>007</w:t>
+              <w:t>${NO_RW}</w:t>
             </w:r>
           </w:p>
           <w:p>
@@ -2901,7 +2800,7 @@
                 <w:b/>
                 <w:u w:val="single"/>
               </w:rPr>
-              <w:t>E.KOSASIH</w:t>
+              <w:t>${KETUA_RW}</w:t>
             </w:r>
             <w:r>
               <w:rPr>
@@ -2956,7 +2855,7 @@
                 <w:b/>
                 <w:lang w:val="pt-BR"/>
               </w:rPr>
-              <w:t>023</w:t>
+              <w:t>${NO_RT}</w:t>
             </w:r>
           </w:p>
           <w:p>
@@ -3020,7 +2919,7 @@
                 <w:b/>
                 <w:u w:val="single"/>
               </w:rPr>
-              <w:t>SOLIHIN</w:t>
+              <w:t>${KETUA_RT}</w:t>
             </w:r>
             <w:r>
               <w:rPr>
@@ -3553,11 +3452,15 @@
   </w:style>
   <w:style w:type="character" w:default="1" w:styleId="DefaultParagraphFont">
     <w:name w:val="Default Paragraph Font"/>
+    <w:uiPriority w:val="1"/>
     <w:semiHidden/>
+    <w:unhideWhenUsed/>
   </w:style>
   <w:style w:type="table" w:default="1" w:styleId="TableNormal">
     <w:name w:val="Normal Table"/>
+    <w:uiPriority w:val="99"/>
     <w:semiHidden/>
+    <w:unhideWhenUsed/>
     <w:tblPr>
       <w:tblInd w:w="0" w:type="dxa"/>
       <w:tblCellMar>
@@ -3570,7 +3473,9 @@
   </w:style>
   <w:style w:type="numbering" w:default="1" w:styleId="NoList">
     <w:name w:val="No List"/>
+    <w:uiPriority w:val="99"/>
     <w:semiHidden/>
+    <w:unhideWhenUsed/>
   </w:style>
   <w:style w:type="table" w:styleId="TableGrid">
     <w:name w:val="Table Grid"/>
